--- a/docs/GUIDE_INSTALLATION_PRISE_EN_MAIN.docx
+++ b/docs/GUIDE_INSTALLATION_PRISE_EN_MAIN.docx
@@ -48,6 +48,8 @@
         <w:t>Depot : https://github.com/alysquart/caneco-bt-tool</w:t>
         <w:br/>
         <w:t>Version : V1 - juillet 2026</w:t>
+        <w:br/>
+        <w:t>Par : Aly Aly SANOH</w:t>
       </w:r>
     </w:p>
     <w:p>
@@ -901,6 +903,68 @@
           </w:p>
         </w:tc>
       </w:tr>
+      <w:tr>
+        <w:tc>
+          <w:tcPr>
+            <w:tcW w:type="dxa" w:w="2436"/>
+            <w:shd w:val="clear" w:fill="F5F5F5"/>
+          </w:tcPr>
+          <w:p>
+            <w:r/>
+            <w:r>
+              <w:rPr>
+                <w:sz w:val="20"/>
+              </w:rPr>
+              <w:t>ngrok (optionnel)</w:t>
+            </w:r>
+          </w:p>
+        </w:tc>
+        <w:tc>
+          <w:tcPr>
+            <w:tcW w:type="dxa" w:w="2436"/>
+            <w:shd w:val="clear" w:fill="F5F5F5"/>
+          </w:tcPr>
+          <w:p>
+            <w:r/>
+            <w:r>
+              <w:rPr>
+                <w:sz w:val="20"/>
+              </w:rPr>
+              <w:t>dernière</w:t>
+            </w:r>
+          </w:p>
+        </w:tc>
+        <w:tc>
+          <w:tcPr>
+            <w:tcW w:type="dxa" w:w="2436"/>
+            <w:shd w:val="clear" w:fill="F5F5F5"/>
+          </w:tcPr>
+          <w:p>
+            <w:r/>
+            <w:r>
+              <w:rPr>
+                <w:sz w:val="20"/>
+              </w:rPr>
+              <w:t>Lien public permanent pour les QR codes et les démonstrations (voir section 3.6)</w:t>
+            </w:r>
+          </w:p>
+        </w:tc>
+        <w:tc>
+          <w:tcPr>
+            <w:tcW w:type="dxa" w:w="2436"/>
+            <w:shd w:val="clear" w:fill="F5F5F5"/>
+          </w:tcPr>
+          <w:p>
+            <w:r/>
+            <w:r>
+              <w:rPr>
+                <w:sz w:val="20"/>
+              </w:rPr>
+              <w:t>https://ngrok.com/download</w:t>
+            </w:r>
+          </w:p>
+        </w:tc>
+      </w:tr>
     </w:tbl>
     <w:p>
       <w:pPr>
@@ -1875,6 +1939,686 @@
           <w:sz w:val="22"/>
         </w:rPr>
         <w:t>. Les autres pièces du projet (bordereau, CPS) se chargent depuis leurs onglets respectifs.</w:t>
+      </w:r>
+    </w:p>
+    <w:p>
+      <w:pPr>
+        <w:spacing w:before="200" w:after="120"/>
+      </w:pPr>
+      <w:r>
+        <w:rPr>
+          <w:b/>
+          <w:color w:val="002F56"/>
+          <w:sz w:val="25"/>
+        </w:rPr>
+        <w:t>3.6 Lien public permanent avec ngrok (QR codes et démonstrations)</w:t>
+      </w:r>
+    </w:p>
+    <w:p>
+      <w:pPr>
+        <w:spacing w:after="120"/>
+      </w:pPr>
+      <w:r>
+        <w:rPr>
+          <w:sz w:val="22"/>
+        </w:rPr>
+        <w:t>En local, l'application n'est visible que sur le poste de développement. Un tunnel ngrok expose le frontend sur une URL publique stable, indispensable pour deux usages :</w:t>
+      </w:r>
+    </w:p>
+    <w:p>
+      <w:pPr>
+        <w:pStyle w:val="ListBullet"/>
+        <w:spacing w:after="40"/>
+      </w:pPr>
+      <w:r>
+        <w:rPr>
+          <w:sz w:val="22"/>
+        </w:rPr>
+        <w:t xml:space="preserve">les QR codes collés sur les armoires doivent s'ouvrir depuis n'importe quel téléphone (la variable </w:t>
+      </w:r>
+      <w:r>
+        <w:rPr>
+          <w:rFonts w:ascii="Consolas" w:hAnsi="Consolas"/>
+          <w:color w:val="404040"/>
+          <w:sz w:val="20"/>
+        </w:rPr>
+        <w:t>PUBLIC_BASE_URL</w:t>
+      </w:r>
+      <w:r>
+        <w:rPr>
+          <w:sz w:val="22"/>
+        </w:rPr>
+        <w:t xml:space="preserve"> de </w:t>
+      </w:r>
+      <w:r>
+        <w:rPr>
+          <w:rFonts w:ascii="Consolas" w:hAnsi="Consolas"/>
+          <w:color w:val="404040"/>
+          <w:sz w:val="20"/>
+        </w:rPr>
+        <w:t>docker-compose.yml</w:t>
+      </w:r>
+      <w:r>
+        <w:rPr>
+          <w:sz w:val="22"/>
+        </w:rPr>
+        <w:t xml:space="preserve"> est encodée dans chaque QR généré) ;</w:t>
+      </w:r>
+    </w:p>
+    <w:p>
+      <w:pPr>
+        <w:pStyle w:val="ListBullet"/>
+        <w:spacing w:after="40"/>
+      </w:pPr>
+      <w:r>
+        <w:rPr>
+          <w:sz w:val="22"/>
+        </w:rPr>
+        <w:t>les démonstrations à distance (encadrant, jury, agence) sans rien installer chez l'interlocuteur.</w:t>
+      </w:r>
+    </w:p>
+    <w:p>
+      <w:pPr>
+        <w:spacing w:after="120"/>
+      </w:pPr>
+      <w:r>
+        <w:rPr>
+          <w:sz w:val="22"/>
+        </w:rPr>
+        <w:t>C'est le montage actuellement en service sur le projet, avec une URL qui ne change jamais.</w:t>
+      </w:r>
+    </w:p>
+    <w:p>
+      <w:pPr>
+        <w:spacing w:after="120"/>
+      </w:pPr>
+      <w:r>
+        <w:rPr>
+          <w:b/>
+          <w:sz w:val="22"/>
+        </w:rPr>
+        <w:t>Préparation du compte (commune aux deux méthodes)</w:t>
+      </w:r>
+    </w:p>
+    <w:p>
+      <w:pPr>
+        <w:pStyle w:val="ListNumber"/>
+        <w:spacing w:after="40"/>
+      </w:pPr>
+      <w:r>
+        <w:rPr>
+          <w:sz w:val="22"/>
+        </w:rPr>
+        <w:t>Créer un compte ngrok gratuit : https://dashboard.ngrok.com/signup</w:t>
+      </w:r>
+    </w:p>
+    <w:p>
+      <w:pPr>
+        <w:pStyle w:val="ListNumber"/>
+        <w:spacing w:after="40"/>
+      </w:pPr>
+      <w:r>
+        <w:rPr>
+          <w:sz w:val="22"/>
+        </w:rPr>
+        <w:t>Récupérer l'authtoken : https://dashboard.ngrok.com/get-started/your-authtoken</w:t>
+      </w:r>
+    </w:p>
+    <w:p>
+      <w:pPr>
+        <w:pStyle w:val="ListNumber"/>
+        <w:spacing w:after="40"/>
+      </w:pPr>
+      <w:r>
+        <w:rPr>
+          <w:sz w:val="22"/>
+        </w:rPr>
+        <w:t xml:space="preserve">Réserver le domaine statique gratuit du compte : https://dashboard.ngrok.com/domains (bouton New Domain). Le plan gratuit inclut un domaine fixe du type </w:t>
+      </w:r>
+      <w:r>
+        <w:rPr>
+          <w:rFonts w:ascii="Consolas" w:hAnsi="Consolas"/>
+          <w:color w:val="404040"/>
+          <w:sz w:val="20"/>
+        </w:rPr>
+        <w:t>xxxx-yyyy-zzzz.ngrok-free.dev</w:t>
+      </w:r>
+      <w:r>
+        <w:rPr>
+          <w:sz w:val="22"/>
+        </w:rPr>
+        <w:t xml:space="preserve"> : c'est lui qui rend le lien permanent.</w:t>
+      </w:r>
+    </w:p>
+    <w:p>
+      <w:pPr>
+        <w:spacing w:after="120"/>
+      </w:pPr>
+      <w:r>
+        <w:rPr>
+          <w:sz w:val="22"/>
+        </w:rPr>
+        <w:t>L'authtoken est un secret : ne jamais l'écrire dans un fichier du dépôt ni le committer.</w:t>
+      </w:r>
+    </w:p>
+    <w:p>
+      <w:pPr>
+        <w:spacing w:after="120"/>
+      </w:pPr>
+      <w:r>
+        <w:rPr>
+          <w:b/>
+          <w:sz w:val="22"/>
+        </w:rPr>
+        <w:t>Méthode 1 : mise en place manuelle</w:t>
+      </w:r>
+    </w:p>
+    <w:p>
+      <w:pPr>
+        <w:spacing w:after="0" w:before="0"/>
+        <w:ind w:left="227"/>
+        <w:shd w:val="clear" w:fill="F2F2F2"/>
+      </w:pPr>
+      <w:r>
+        <w:rPr>
+          <w:rFonts w:ascii="Consolas" w:hAnsi="Consolas"/>
+          <w:sz w:val="18"/>
+        </w:rPr>
+        <w:t># 1. Installer ngrok (téléchargement : https://ngrok.com/download), puis enregistrer le token</w:t>
+      </w:r>
+    </w:p>
+    <w:p>
+      <w:pPr>
+        <w:spacing w:after="0" w:before="0"/>
+        <w:ind w:left="227"/>
+        <w:shd w:val="clear" w:fill="F2F2F2"/>
+      </w:pPr>
+      <w:r>
+        <w:rPr>
+          <w:rFonts w:ascii="Consolas" w:hAnsi="Consolas"/>
+          <w:sz w:val="18"/>
+        </w:rPr>
+        <w:t>ngrok config add-authtoken &lt;VOTRE_AUTHTOKEN&gt;</w:t>
+      </w:r>
+    </w:p>
+    <w:p>
+      <w:pPr>
+        <w:spacing w:after="0" w:before="0"/>
+        <w:ind w:left="227"/>
+        <w:shd w:val="clear" w:fill="F2F2F2"/>
+      </w:pPr>
+      <w:r>
+        <w:rPr>
+          <w:rFonts w:ascii="Consolas" w:hAnsi="Consolas"/>
+          <w:sz w:val="18"/>
+        </w:rPr>
+        <w:t xml:space="preserve"> </w:t>
+      </w:r>
+    </w:p>
+    <w:p>
+      <w:pPr>
+        <w:spacing w:after="0" w:before="0"/>
+        <w:ind w:left="227"/>
+        <w:shd w:val="clear" w:fill="F2F2F2"/>
+      </w:pPr>
+      <w:r>
+        <w:rPr>
+          <w:rFonts w:ascii="Consolas" w:hAnsi="Consolas"/>
+          <w:sz w:val="18"/>
+        </w:rPr>
+        <w:t># 2. Ouvrir le tunnel vers le frontend avec le domaine réservé</w:t>
+      </w:r>
+    </w:p>
+    <w:p>
+      <w:pPr>
+        <w:spacing w:after="0" w:before="0"/>
+        <w:ind w:left="227"/>
+        <w:shd w:val="clear" w:fill="F2F2F2"/>
+      </w:pPr>
+      <w:r>
+        <w:rPr>
+          <w:rFonts w:ascii="Consolas" w:hAnsi="Consolas"/>
+          <w:sz w:val="18"/>
+        </w:rPr>
+        <w:t>ngrok http 5173 --domain=&lt;votre-domaine&gt;.ngrok-free.dev</w:t>
+      </w:r>
+    </w:p>
+    <w:p>
+      <w:pPr>
+        <w:spacing w:after="40"/>
+      </w:pPr>
+    </w:p>
+    <w:p>
+      <w:pPr>
+        <w:pStyle w:val="ListNumber"/>
+        <w:spacing w:after="40"/>
+      </w:pPr>
+      <w:r>
+        <w:rPr>
+          <w:sz w:val="22"/>
+        </w:rPr>
+        <w:t xml:space="preserve">Mettre à jour </w:t>
+      </w:r>
+      <w:r>
+        <w:rPr>
+          <w:rFonts w:ascii="Consolas" w:hAnsi="Consolas"/>
+          <w:color w:val="404040"/>
+          <w:sz w:val="20"/>
+        </w:rPr>
+        <w:t>PUBLIC_BASE_URL</w:t>
+      </w:r>
+      <w:r>
+        <w:rPr>
+          <w:sz w:val="22"/>
+        </w:rPr>
+        <w:t xml:space="preserve"> dans </w:t>
+      </w:r>
+      <w:r>
+        <w:rPr>
+          <w:rFonts w:ascii="Consolas" w:hAnsi="Consolas"/>
+          <w:color w:val="404040"/>
+          <w:sz w:val="20"/>
+        </w:rPr>
+        <w:t>docker-compose.yml</w:t>
+      </w:r>
+      <w:r>
+        <w:rPr>
+          <w:sz w:val="22"/>
+        </w:rPr>
+        <w:t xml:space="preserve"> avec </w:t>
+      </w:r>
+      <w:r>
+        <w:rPr>
+          <w:rFonts w:ascii="Consolas" w:hAnsi="Consolas"/>
+          <w:color w:val="404040"/>
+          <w:sz w:val="20"/>
+        </w:rPr>
+        <w:t>https://&lt;votre-domaine&gt;.ngrok-free.dev</w:t>
+      </w:r>
+      <w:r>
+        <w:rPr>
+          <w:sz w:val="22"/>
+        </w:rPr>
+        <w:t xml:space="preserve">, puis recréer le backend : </w:t>
+      </w:r>
+      <w:r>
+        <w:rPr>
+          <w:rFonts w:ascii="Consolas" w:hAnsi="Consolas"/>
+          <w:color w:val="404040"/>
+          <w:sz w:val="20"/>
+        </w:rPr>
+        <w:t>docker compose up -d backend</w:t>
+      </w:r>
+      <w:r>
+        <w:rPr>
+          <w:sz w:val="22"/>
+        </w:rPr>
+        <w:t>.</w:t>
+      </w:r>
+    </w:p>
+    <w:p>
+      <w:pPr>
+        <w:pStyle w:val="ListNumber"/>
+        <w:spacing w:after="40"/>
+      </w:pPr>
+      <w:r>
+        <w:rPr>
+          <w:sz w:val="22"/>
+        </w:rPr>
+        <w:t>Régénérer les tableaux (onglet Tableaux, bouton de génération) pour que les QR codes encodent la nouvelle URL. La régénération conserve les tokens existants : les étiquettes déjà imprimées restent valides.</w:t>
+      </w:r>
+    </w:p>
+    <w:p>
+      <w:pPr>
+        <w:pStyle w:val="ListNumber"/>
+        <w:spacing w:after="40"/>
+      </w:pPr>
+      <w:r>
+        <w:rPr>
+          <w:sz w:val="22"/>
+        </w:rPr>
+        <w:t xml:space="preserve">Pour que le tunnel démarre tout seul à chaque ouverture de session Windows : touche Windows + R, taper </w:t>
+      </w:r>
+      <w:r>
+        <w:rPr>
+          <w:rFonts w:ascii="Consolas" w:hAnsi="Consolas"/>
+          <w:color w:val="404040"/>
+          <w:sz w:val="20"/>
+        </w:rPr>
+        <w:t>shell:startup</w:t>
+      </w:r>
+      <w:r>
+        <w:rPr>
+          <w:sz w:val="22"/>
+        </w:rPr>
+        <w:t xml:space="preserve">, puis déposer dans ce dossier un script </w:t>
+      </w:r>
+      <w:r>
+        <w:rPr>
+          <w:rFonts w:ascii="Consolas" w:hAnsi="Consolas"/>
+          <w:color w:val="404040"/>
+          <w:sz w:val="20"/>
+        </w:rPr>
+        <w:t>.cmd</w:t>
+      </w:r>
+      <w:r>
+        <w:rPr>
+          <w:sz w:val="22"/>
+        </w:rPr>
+        <w:t xml:space="preserve"> contenant la commande du point 2 (idéalement dans une boucle de relance en cas de coupure) :</w:t>
+      </w:r>
+    </w:p>
+    <w:p>
+      <w:pPr>
+        <w:spacing w:after="0" w:before="0"/>
+        <w:ind w:left="227"/>
+        <w:shd w:val="clear" w:fill="F2F2F2"/>
+      </w:pPr>
+      <w:r>
+        <w:rPr>
+          <w:rFonts w:ascii="Consolas" w:hAnsi="Consolas"/>
+          <w:sz w:val="18"/>
+        </w:rPr>
+        <w:t>:boucle</w:t>
+      </w:r>
+    </w:p>
+    <w:p>
+      <w:pPr>
+        <w:spacing w:after="0" w:before="0"/>
+        <w:ind w:left="227"/>
+        <w:shd w:val="clear" w:fill="F2F2F2"/>
+      </w:pPr>
+      <w:r>
+        <w:rPr>
+          <w:rFonts w:ascii="Consolas" w:hAnsi="Consolas"/>
+          <w:sz w:val="18"/>
+        </w:rPr>
+        <w:t>ngrok http 5173 --domain=&lt;votre-domaine&gt;.ngrok-free.dev</w:t>
+      </w:r>
+    </w:p>
+    <w:p>
+      <w:pPr>
+        <w:spacing w:after="0" w:before="0"/>
+        <w:ind w:left="227"/>
+        <w:shd w:val="clear" w:fill="F2F2F2"/>
+      </w:pPr>
+      <w:r>
+        <w:rPr>
+          <w:rFonts w:ascii="Consolas" w:hAnsi="Consolas"/>
+          <w:sz w:val="18"/>
+        </w:rPr>
+        <w:t>timeout /t 20</w:t>
+      </w:r>
+    </w:p>
+    <w:p>
+      <w:pPr>
+        <w:spacing w:after="0" w:before="0"/>
+        <w:ind w:left="227"/>
+        <w:shd w:val="clear" w:fill="F2F2F2"/>
+      </w:pPr>
+      <w:r>
+        <w:rPr>
+          <w:rFonts w:ascii="Consolas" w:hAnsi="Consolas"/>
+          <w:sz w:val="18"/>
+        </w:rPr>
+        <w:t>goto boucle</w:t>
+      </w:r>
+    </w:p>
+    <w:p>
+      <w:pPr>
+        <w:spacing w:after="40"/>
+      </w:pPr>
+    </w:p>
+    <w:p>
+      <w:pPr>
+        <w:spacing w:after="120"/>
+      </w:pPr>
+      <w:r>
+        <w:rPr>
+          <w:sz w:val="22"/>
+        </w:rPr>
+        <w:t xml:space="preserve">Cas particulier réseau d'entreprise : si le téléchargement du binaire ngrok est bloqué (situation rencontrée à l'agence, où seul le port 443 sort), passer par le SDK Node : </w:t>
+      </w:r>
+      <w:r>
+        <w:rPr>
+          <w:rFonts w:ascii="Consolas" w:hAnsi="Consolas"/>
+          <w:color w:val="404040"/>
+          <w:sz w:val="20"/>
+        </w:rPr>
+        <w:t>npm install @ngrok/ngrok</w:t>
+      </w:r>
+      <w:r>
+        <w:rPr>
+          <w:sz w:val="22"/>
+        </w:rPr>
+        <w:t xml:space="preserve">, puis un petit script </w:t>
+      </w:r>
+      <w:r>
+        <w:rPr>
+          <w:rFonts w:ascii="Consolas" w:hAnsi="Consolas"/>
+          <w:color w:val="404040"/>
+          <w:sz w:val="20"/>
+        </w:rPr>
+        <w:t>launch.js</w:t>
+      </w:r>
+      <w:r>
+        <w:rPr>
+          <w:sz w:val="22"/>
+        </w:rPr>
+        <w:t xml:space="preserve"> qui ouvre le tunnel vers le port 5173 et lit le token depuis la variable d'environnement </w:t>
+      </w:r>
+      <w:r>
+        <w:rPr>
+          <w:rFonts w:ascii="Consolas" w:hAnsi="Consolas"/>
+          <w:color w:val="404040"/>
+          <w:sz w:val="20"/>
+        </w:rPr>
+        <w:t>NGROK_AUTHTOKEN</w:t>
+      </w:r>
+      <w:r>
+        <w:rPr>
+          <w:sz w:val="22"/>
+        </w:rPr>
+        <w:t>. C'est le montage actuellement en place, avec relance automatique et lancement invisible au démarrage de session.</w:t>
+      </w:r>
+    </w:p>
+    <w:p>
+      <w:pPr>
+        <w:spacing w:after="120"/>
+      </w:pPr>
+      <w:r>
+        <w:rPr>
+          <w:b/>
+          <w:sz w:val="22"/>
+        </w:rPr>
+        <w:t>Méthode 2 : mise en place par Claude Code</w:t>
+      </w:r>
+    </w:p>
+    <w:p>
+      <w:pPr>
+        <w:spacing w:after="120"/>
+      </w:pPr>
+      <w:r>
+        <w:rPr>
+          <w:sz w:val="22"/>
+        </w:rPr>
+        <w:t>Ouvrir Claude Code dans le dossier du projet et lui demander, par exemple :</w:t>
+      </w:r>
+    </w:p>
+    <w:p>
+      <w:pPr>
+        <w:spacing w:after="0" w:before="0"/>
+        <w:ind w:left="227"/>
+        <w:shd w:val="clear" w:fill="F2F2F2"/>
+      </w:pPr>
+      <w:r>
+        <w:rPr>
+          <w:rFonts w:ascii="Consolas" w:hAnsi="Consolas"/>
+          <w:sz w:val="18"/>
+        </w:rPr>
+        <w:t>Mets en place un tunnel ngrok permanent vers le port 5173.</w:t>
+      </w:r>
+    </w:p>
+    <w:p>
+      <w:pPr>
+        <w:spacing w:after="0" w:before="0"/>
+        <w:ind w:left="227"/>
+        <w:shd w:val="clear" w:fill="F2F2F2"/>
+      </w:pPr>
+      <w:r>
+        <w:rPr>
+          <w:rFonts w:ascii="Consolas" w:hAnsi="Consolas"/>
+          <w:sz w:val="18"/>
+        </w:rPr>
+        <w:t>Mon domaine statique reserve : &lt;votre-domaine&gt;.ngrok-free.dev</w:t>
+      </w:r>
+    </w:p>
+    <w:p>
+      <w:pPr>
+        <w:spacing w:after="0" w:before="0"/>
+        <w:ind w:left="227"/>
+        <w:shd w:val="clear" w:fill="F2F2F2"/>
+      </w:pPr>
+      <w:r>
+        <w:rPr>
+          <w:rFonts w:ascii="Consolas" w:hAnsi="Consolas"/>
+          <w:sz w:val="18"/>
+        </w:rPr>
+        <w:t>Mon authtoken est dans la variable d'environnement NGROK_AUTHTOKEN (ne l'ecris jamais en dur ni dans le depot).</w:t>
+      </w:r>
+    </w:p>
+    <w:p>
+      <w:pPr>
+        <w:spacing w:after="0" w:before="0"/>
+        <w:ind w:left="227"/>
+        <w:shd w:val="clear" w:fill="F2F2F2"/>
+      </w:pPr>
+      <w:r>
+        <w:rPr>
+          <w:rFonts w:ascii="Consolas" w:hAnsi="Consolas"/>
+          <w:sz w:val="18"/>
+        </w:rPr>
+        <w:t>Je veux : demarrage automatique a l'ouverture de session Windows, relance automatique en cas de coupure,</w:t>
+      </w:r>
+    </w:p>
+    <w:p>
+      <w:pPr>
+        <w:spacing w:after="0" w:before="0"/>
+        <w:ind w:left="227"/>
+        <w:shd w:val="clear" w:fill="F2F2F2"/>
+      </w:pPr>
+      <w:r>
+        <w:rPr>
+          <w:rFonts w:ascii="Consolas" w:hAnsi="Consolas"/>
+          <w:sz w:val="18"/>
+        </w:rPr>
+        <w:t>mise a jour de PUBLIC_BASE_URL dans docker-compose.yml, et la procedure pour regenerer les QR codes.</w:t>
+      </w:r>
+    </w:p>
+    <w:p>
+      <w:pPr>
+        <w:spacing w:after="0" w:before="0"/>
+        <w:ind w:left="227"/>
+        <w:shd w:val="clear" w:fill="F2F2F2"/>
+      </w:pPr>
+      <w:r>
+        <w:rPr>
+          <w:rFonts w:ascii="Consolas" w:hAnsi="Consolas"/>
+          <w:sz w:val="18"/>
+        </w:rPr>
+        <w:t>Si le telechargement du binaire ngrok est bloque par le reseau, utilise le SDK Node @ngrok/ngrok.</w:t>
+      </w:r>
+    </w:p>
+    <w:p>
+      <w:pPr>
+        <w:spacing w:after="40"/>
+      </w:pPr>
+    </w:p>
+    <w:p>
+      <w:pPr>
+        <w:spacing w:after="120"/>
+      </w:pPr>
+      <w:r>
+        <w:rPr>
+          <w:sz w:val="22"/>
+        </w:rPr>
+        <w:t xml:space="preserve">Claude Code crée les scripts, configure le démarrage automatique, met à jour la configuration et vérifie que le lien répond. Définir d'abord le token en variable d'environnement utilisateur : </w:t>
+      </w:r>
+      <w:r>
+        <w:rPr>
+          <w:rFonts w:ascii="Consolas" w:hAnsi="Consolas"/>
+          <w:color w:val="404040"/>
+          <w:sz w:val="20"/>
+        </w:rPr>
+        <w:t>setx NGROK_AUTHTOKEN "&lt;VOTRE_AUTHTOKEN&gt;"</w:t>
+      </w:r>
+      <w:r>
+        <w:rPr>
+          <w:sz w:val="22"/>
+        </w:rPr>
+        <w:t xml:space="preserve"> (puis rouvrir le terminal).</w:t>
+      </w:r>
+    </w:p>
+    <w:p>
+      <w:pPr>
+        <w:spacing w:after="120"/>
+      </w:pPr>
+      <w:r>
+        <w:rPr>
+          <w:b/>
+          <w:sz w:val="22"/>
+        </w:rPr>
+        <w:t>Limites du plan gratuit à connaître</w:t>
+      </w:r>
+    </w:p>
+    <w:p>
+      <w:pPr>
+        <w:pStyle w:val="ListBullet"/>
+        <w:spacing w:after="40"/>
+      </w:pPr>
+      <w:r>
+        <w:rPr>
+          <w:sz w:val="22"/>
+        </w:rPr>
+        <w:t>Une seule session de tunnel à la fois : si une erreur ERR_NGROK_108 ou ERR_NGROK_334 (« endpoint already online ») apparaît, fermer toutes les instances ngrok/node en double, attendre environ 40 secondes, puis relancer une seule instance.</w:t>
+      </w:r>
+    </w:p>
+    <w:p>
+      <w:pPr>
+        <w:pStyle w:val="ListBullet"/>
+        <w:spacing w:after="40"/>
+      </w:pPr>
+      <w:r>
+        <w:rPr>
+          <w:sz w:val="22"/>
+        </w:rPr>
+        <w:t>Au premier accès depuis un navigateur, ngrok affiche une page intermédiaire « Visit Site » : prévenir l'interlocuteur, il suffit de cliquer une fois.</w:t>
+      </w:r>
+    </w:p>
+    <w:p>
+      <w:pPr>
+        <w:pStyle w:val="ListBullet"/>
+        <w:spacing w:after="40"/>
+      </w:pPr>
+      <w:r>
+        <w:rPr>
+          <w:sz w:val="22"/>
+        </w:rPr>
+        <w:t xml:space="preserve">Pour une démonstration fluide à distance, servir le build de production du frontend : </w:t>
+      </w:r>
+      <w:r>
+        <w:rPr>
+          <w:rFonts w:ascii="Consolas" w:hAnsi="Consolas"/>
+          <w:color w:val="404040"/>
+          <w:sz w:val="20"/>
+        </w:rPr>
+        <w:t>docker compose -f docker-compose.yml -f docker-compose.preview.yml up -d frontend</w:t>
+      </w:r>
+      <w:r>
+        <w:rPr>
+          <w:sz w:val="22"/>
+        </w:rPr>
+        <w:t xml:space="preserve"> (détail dans la documentation technique, section 7.2).</w:t>
       </w:r>
     </w:p>
     <w:p>
@@ -3662,7 +4406,7 @@
               <w:rPr>
                 <w:sz w:val="20"/>
               </w:rPr>
-              <w:t xml:space="preserve">Configurer un tunnel (ngrok) ou une URL publique dans </w:t>
+              <w:t xml:space="preserve">Mettre en place le tunnel ngrok (section 3.6), mettre à jour </w:t>
             </w:r>
             <w:r>
               <w:rPr>
@@ -3677,6 +4421,53 @@
                 <w:sz w:val="20"/>
               </w:rPr>
               <w:t>, puis régénérer les tableaux</w:t>
+            </w:r>
+          </w:p>
+        </w:tc>
+      </w:tr>
+      <w:tr>
+        <w:tc>
+          <w:tcPr>
+            <w:tcW w:type="dxa" w:w="3249"/>
+            <w:shd w:val="clear" w:fill="F5F5F5"/>
+          </w:tcPr>
+          <w:p>
+            <w:r/>
+            <w:r>
+              <w:rPr>
+                <w:sz w:val="20"/>
+              </w:rPr>
+              <w:t>Erreur ngrok ERR_NGROK_108 ou 334</w:t>
+            </w:r>
+          </w:p>
+        </w:tc>
+        <w:tc>
+          <w:tcPr>
+            <w:tcW w:type="dxa" w:w="3249"/>
+            <w:shd w:val="clear" w:fill="F5F5F5"/>
+          </w:tcPr>
+          <w:p>
+            <w:r/>
+            <w:r>
+              <w:rPr>
+                <w:sz w:val="20"/>
+              </w:rPr>
+              <w:t>Plusieurs tunnels lancés en même temps (limite du plan gratuit)</w:t>
+            </w:r>
+          </w:p>
+        </w:tc>
+        <w:tc>
+          <w:tcPr>
+            <w:tcW w:type="dxa" w:w="3249"/>
+            <w:shd w:val="clear" w:fill="F5F5F5"/>
+          </w:tcPr>
+          <w:p>
+            <w:r/>
+            <w:r>
+              <w:rPr>
+                <w:sz w:val="20"/>
+              </w:rPr>
+              <w:t>Fermer toutes les instances ngrok/node, attendre 40 s, relancer une seule instance</w:t>
             </w:r>
           </w:p>
         </w:tc>

--- a/docs/GUIDE_INSTALLATION_PRISE_EN_MAIN.docx
+++ b/docs/GUIDE_INSTALLATION_PRISE_EN_MAIN.docx
@@ -187,7 +187,45 @@
         <w:rPr>
           <w:sz w:val="22"/>
         </w:rPr>
-        <w:t>Pour obtenir l'accès :</w:t>
+        <w:t>Règle de reprise : le dépôt d'origine (</w:t>
+      </w:r>
+      <w:r>
+        <w:rPr>
+          <w:rFonts w:ascii="Consolas" w:hAnsi="Consolas"/>
+          <w:color w:val="404040"/>
+          <w:sz w:val="20"/>
+        </w:rPr>
+        <w:t>alysquart/caneco-bt-tool</w:t>
+      </w:r>
+      <w:r>
+        <w:rPr>
+          <w:sz w:val="22"/>
+        </w:rPr>
+        <w:t xml:space="preserve">) est figé comme référence. Toute reprise se fait sur un </w:t>
+      </w:r>
+      <w:r>
+        <w:rPr>
+          <w:b/>
+          <w:sz w:val="22"/>
+        </w:rPr>
+        <w:t>fork</w:t>
+      </w:r>
+      <w:r>
+        <w:rPr>
+          <w:sz w:val="22"/>
+        </w:rPr>
+        <w:t>, c'est-à-dire votre propre copie du dépôt sur votre compte GitHub : vos modifications restent chez vous et ne touchent jamais le dépôt d'origine.</w:t>
+      </w:r>
+    </w:p>
+    <w:p>
+      <w:pPr>
+        <w:spacing w:after="120"/>
+      </w:pPr>
+      <w:r>
+        <w:rPr>
+          <w:sz w:val="22"/>
+        </w:rPr>
+        <w:t>Procédure :</w:t>
       </w:r>
     </w:p>
     <w:p>
@@ -211,7 +249,7 @@
         <w:rPr>
           <w:sz w:val="22"/>
         </w:rPr>
-        <w:t>Transmettre votre nom d'utilisateur GitHub au propriétaire du dépôt (alysquart), qui vous ajoutera comme collaborateur (Settings &gt; Collaborators &gt; Add people).</w:t>
+        <w:t>Transmettre votre nom d'utilisateur GitHub au propriétaire du dépôt (alysquart), qui vous ajoutera comme collaborateur en lecture (nécessaire pour voir un dépôt privé et pouvoir le forker).</w:t>
       </w:r>
     </w:p>
     <w:p>
@@ -223,26 +261,72 @@
         <w:rPr>
           <w:sz w:val="22"/>
         </w:rPr>
-        <w:t>Une fois l'invitation acceptée, deux options :</w:t>
+        <w:t xml:space="preserve">Une fois l'invitation acceptée, </w:t>
       </w:r>
-    </w:p>
-    <w:p>
-      <w:pPr>
-        <w:pStyle w:val="ListBullet"/>
-        <w:spacing w:after="40"/>
-      </w:pPr>
       <w:r>
         <w:rPr>
           <w:b/>
           <w:sz w:val="22"/>
         </w:rPr>
-        <w:t>Cloner</w:t>
+        <w:t>forker</w:t>
       </w:r>
       <w:r>
         <w:rPr>
           <w:sz w:val="22"/>
         </w:rPr>
-        <w:t xml:space="preserve"> le dépôt pour travailler directement dessus (recommandé pour la continuité du projet) :</w:t>
+        <w:t xml:space="preserve"> le dépôt : ouvrir https://github.com/alysquart/caneco-bt-tool, bouton </w:t>
+      </w:r>
+      <w:r>
+        <w:rPr>
+          <w:b/>
+          <w:sz w:val="22"/>
+        </w:rPr>
+        <w:t>Fork</w:t>
+      </w:r>
+      <w:r>
+        <w:rPr>
+          <w:sz w:val="22"/>
+        </w:rPr>
+        <w:t xml:space="preserve"> en haut à droite, garder le nom </w:t>
+      </w:r>
+      <w:r>
+        <w:rPr>
+          <w:rFonts w:ascii="Consolas" w:hAnsi="Consolas"/>
+          <w:color w:val="404040"/>
+          <w:sz w:val="20"/>
+        </w:rPr>
+        <w:t>caneco-bt-tool</w:t>
+      </w:r>
+      <w:r>
+        <w:rPr>
+          <w:sz w:val="22"/>
+        </w:rPr>
+        <w:t>. La copie est créée sur votre compte.</w:t>
+      </w:r>
+    </w:p>
+    <w:p>
+      <w:pPr>
+        <w:pStyle w:val="ListNumber"/>
+        <w:spacing w:after="40"/>
+      </w:pPr>
+      <w:r>
+        <w:rPr>
+          <w:sz w:val="22"/>
+        </w:rPr>
+        <w:t xml:space="preserve">Cloner </w:t>
+      </w:r>
+      <w:r>
+        <w:rPr>
+          <w:b/>
+          <w:sz w:val="22"/>
+        </w:rPr>
+        <w:t>votre fork</w:t>
+      </w:r>
+      <w:r>
+        <w:rPr>
+          <w:sz w:val="22"/>
+        </w:rPr>
+        <w:t xml:space="preserve"> (et non le dépôt d'origine) :</w:t>
       </w:r>
     </w:p>
     <w:p>
@@ -264,7 +348,7 @@
         <w:rPr>
           <w:sz w:val="22"/>
         </w:rPr>
-        <w:t>git clone https://github.com/alysquart/caneco-bt-tool.git</w:t>
+        <w:t>git clone https://github.com/&lt;votre-compte&gt;/caneco-bt-tool.git</w:t>
       </w:r>
     </w:p>
     <w:p>
@@ -282,67 +366,81 @@
     </w:p>
     <w:p>
       <w:pPr>
-        <w:pStyle w:val="ListBullet"/>
+        <w:pStyle w:val="ListNumber"/>
         <w:spacing w:after="40"/>
       </w:pPr>
-      <w:r>
-        <w:rPr>
-          <w:b/>
-          <w:sz w:val="22"/>
-        </w:rPr>
-        <w:t>Forker</w:t>
-      </w:r>
       <w:r>
         <w:rPr>
           <w:sz w:val="22"/>
         </w:rPr>
-        <w:t xml:space="preserve"> le dépôt vers votre propre compte (bouton Fork en haut à droite de la page GitHub) si vous préférez travailler sur votre copie :</w:t>
+        <w:t xml:space="preserve">Vérifier que le dépôt distant pointe bien vers votre compte : </w:t>
       </w:r>
-    </w:p>
-    <w:p>
-      <w:pPr>
-        <w:spacing w:after="120"/>
-      </w:pPr>
-      <w:r>
-        <w:rPr>
-          <w:sz w:val="22"/>
-        </w:rPr>
-        <w:t>```bash</w:t>
-      </w:r>
-    </w:p>
-    <w:p>
-      <w:pPr>
-        <w:spacing w:after="120"/>
-      </w:pPr>
-      <w:r>
-        <w:rPr>
-          <w:sz w:val="22"/>
-        </w:rPr>
-        <w:t>git clone https://github.com/&lt;votre-compte&gt;/caneco-bt-tool.git</w:t>
-      </w:r>
-    </w:p>
-    <w:p>
-      <w:pPr>
-        <w:spacing w:after="120"/>
-      </w:pPr>
       <w:r>
         <w:rPr>
           <w:rFonts w:ascii="Consolas" w:hAnsi="Consolas"/>
           <w:color w:val="404040"/>
           <w:sz w:val="20"/>
         </w:rPr>
-        <w:t>`</w:t>
+        <w:t>git remote -v</w:t>
       </w:r>
-    </w:p>
-    <w:p>
-      <w:pPr>
-        <w:spacing w:after="120"/>
-      </w:pPr>
       <w:r>
         <w:rPr>
           <w:sz w:val="22"/>
         </w:rPr>
-        <w:t xml:space="preserve">La branche </w:t>
+        <w:t xml:space="preserve"> doit afficher </w:t>
+      </w:r>
+      <w:r>
+        <w:rPr>
+          <w:rFonts w:ascii="Consolas" w:hAnsi="Consolas"/>
+          <w:color w:val="404040"/>
+          <w:sz w:val="20"/>
+        </w:rPr>
+        <w:t>&lt;votre-compte&gt;/caneco-bt-tool</w:t>
+      </w:r>
+      <w:r>
+        <w:rPr>
+          <w:sz w:val="22"/>
+        </w:rPr>
+        <w:t xml:space="preserve">, pas </w:t>
+      </w:r>
+      <w:r>
+        <w:rPr>
+          <w:rFonts w:ascii="Consolas" w:hAnsi="Consolas"/>
+          <w:color w:val="404040"/>
+          <w:sz w:val="20"/>
+        </w:rPr>
+        <w:t>alysquart/caneco-bt-tool</w:t>
+      </w:r>
+      <w:r>
+        <w:rPr>
+          <w:sz w:val="22"/>
+        </w:rPr>
+        <w:t>.</w:t>
+      </w:r>
+    </w:p>
+    <w:p>
+      <w:pPr>
+        <w:spacing w:after="120"/>
+      </w:pPr>
+      <w:r>
+        <w:rPr>
+          <w:sz w:val="22"/>
+        </w:rPr>
+        <w:t xml:space="preserve">Tous vos commits et push iront alors sur votre fork uniquement. Ne poussez jamais vers </w:t>
+      </w:r>
+      <w:r>
+        <w:rPr>
+          <w:rFonts w:ascii="Consolas" w:hAnsi="Consolas"/>
+          <w:color w:val="404040"/>
+          <w:sz w:val="20"/>
+        </w:rPr>
+        <w:t>alysquart/caneco-bt-tool</w:t>
+      </w:r>
+      <w:r>
+        <w:rPr>
+          <w:sz w:val="22"/>
+        </w:rPr>
+        <w:t xml:space="preserve">. La branche </w:t>
       </w:r>
       <w:r>
         <w:rPr>
@@ -356,7 +454,7 @@
         <w:rPr>
           <w:sz w:val="22"/>
         </w:rPr>
-        <w:t xml:space="preserve"> contient la dernière version stable du projet.</w:t>
+        <w:t xml:space="preserve"> du fork contient la dernière version stable au moment de la reprise.</w:t>
       </w:r>
     </w:p>
     <w:p>
@@ -3934,6 +4032,26 @@
     </w:p>
     <w:p>
       <w:pPr>
+        <w:pStyle w:val="ListBullet"/>
+        <w:spacing w:after="40"/>
+      </w:pPr>
+      <w:r>
+        <w:rPr>
+          <w:rFonts w:ascii="Consolas" w:hAnsi="Consolas"/>
+          <w:color w:val="404040"/>
+          <w:sz w:val="20"/>
+        </w:rPr>
+        <w:t>docs/PROMPT_REPRENEUR.md</w:t>
+      </w:r>
+      <w:r>
+        <w:rPr>
+          <w:sz w:val="22"/>
+        </w:rPr>
+        <w:t xml:space="preserve"> : installation automatisée de bout en bout pilotée par Claude Code (pour un repreneur non technique : donner ce fichier à Claude Code, qui s'occupe de tout, de l'accès GitHub jusqu'au tunnel ngrok permanent)</w:t>
+      </w:r>
+    </w:p>
+    <w:p>
+      <w:pPr>
         <w:spacing w:before="280" w:after="120"/>
       </w:pPr>
       <w:r>
